--- a/Раздел_1.4.6_исправленный.docx
+++ b/Раздел_1.4.6_исправленный.docx
@@ -123,7 +123,7 @@
       <w:r>
         <w:drawing>
           <wp:inline xmlns:a="http://schemas.openxmlformats.org/drawingml/2006/main" xmlns:pic="http://schemas.openxmlformats.org/drawingml/2006/picture">
-            <wp:extent cx="3960000" cy="5219799"/>
+            <wp:extent cx="5580000" cy="4917966"/>
             <wp:docPr id="1" name="Picture 1"/>
             <wp:cNvGraphicFramePr>
               <a:graphicFrameLocks noChangeAspect="1"/>
@@ -144,7 +144,7 @@
                   <pic:spPr>
                     <a:xfrm>
                       <a:off x="0" y="0"/>
-                      <a:ext cx="3960000" cy="5219799"/>
+                      <a:ext cx="5580000" cy="4917966"/>
                     </a:xfrm>
                     <a:prstGeom prst="rect"/>
                   </pic:spPr>

--- a/Раздел_1.4.6_исправленный.docx
+++ b/Раздел_1.4.6_исправленный.docx
@@ -111,7 +111,7 @@
           <w:b w:val="0"/>
           <w:sz w:val="28"/>
         </w:rPr>
-        <w:t>После запуска система переходит в состояние «Ожидание ввода», в котором пользователь задаёт путь к XML-метамодели, каталог сохранения проекта, адрес тестируемого сайта, учётные данные, тип сайта и наименование подсистемы. По команде «Разобрать метаданные» запускается потоковый StAX-парсер; если файл не указан, недоступен или имеет некорректную структуру, система выводит сообщение об ошибке и остаётся в состоянии ожидания ввода. После успешного разбора выполняется классификация сущностей на основные, дочерние и справочники, и система переходит в состояние «Метаданные разобраны», в котором становится доступной команда генерации. По команде «Сгенерировать автотесты» создаётся структура Maven-проекта (файл pom.xml, общие классы SharedDriver, BaseTest, TestData), а для каждой основной сущности — Page Object и тестовый класс JUnit 5; система переходит в состояние «Тесты сгенерированы». Из него по команде «Запустить автотесты» (или «Запустить выбранные») система переходит в состояние «Выполнение тестов» и выполняет mvn test с потоковым выводом хода прогона. По завершении прогона результаты отображаются, сведения о прогоне сохраняются в базе SQLite, формируются HTML-отчёт и CSV-выгрузка — система переходит в состояние «Результаты получены»; при ошибке запуска выводится сообщение, и система возвращается в состояние «Тесты сгенерированы», сохраняя возможность повторного запуска. В любой момент по команде «Просмотреть историю» доступен просмотр ранее сохранённых прогонов, а по команде выхода работа приложения завершается.</w:t>
+        <w:t>После запуска система переходит в состояние «Ожидание ввода», в котором пользователь задаёт путь к XML-метамодели, каталог сохранения проекта, адрес тестируемого сайта, учётные данные, тип сайта и наименование подсистемы. По команде «Разобрать метаданные» запускается потоковый StAX-парсер; если файл не указан, недоступен или имеет некорректную структуру, система выводит сообщение об ошибке и остаётся в состоянии ожидания ввода. После успешного разбора выполняется классификация сущностей на основные, дочерние и справочники, и система переходит в состояние «Метаданные разобраны», в котором становится доступной команда генерации. По команде «Сгенерировать автотесты» создаётся структура Maven-проекта (файл pom.xml, общие классы SharedDriver, BaseTest, TestData), а для каждой основной сущности — Page Object и тестовый класс JUnit 5; система переходит в состояние «Тесты сгенерированы». Из него по команде «Запустить автотесты» система переходит в состояние «Выполнение тестов» и запускает все сгенерированные тесты командой mvn test с потоковым выводом хода прогона. По завершении прогона результаты отображаются, сведения о прогоне сохраняются в базе SQLite, формируются HTML-отчёт и CSV-выгрузка — система переходит в состояние «Результаты получены»; при ошибке запуска выводится сообщение, и система возвращается в состояние «Тесты сгенерированы», сохраняя возможность повторного запуска. В любой момент по команде «Просмотреть историю» доступен просмотр ранее сохранённых прогонов, а по команде выхода работа приложения завершается.</w:t>
       </w:r>
     </w:p>
     <w:p>
